--- a/courts/third-circuit/pennsylvania/state/commonwealth-court/petition-for-writ/usage/OUTPUT-petition-for-writ.docx
+++ b/courts/third-circuit/pennsylvania/state/commonwealth-court/petition-for-writ/usage/OUTPUT-petition-for-writ.docx
@@ -3310,7 +3310,7 @@
         <w:pStyle w:val="BodyText"/>
       </w:pPr>
       <w:r>
-        <w:t xml:space="preserve">[Flyer omitted from this transcription. Its text reads: “Ensure your voice is heard. What you can do about it. Go in person to vote at your polling place today by 8pm EST and ask for a provisional ballot. Voting a provisional ballot TODAY will help make sure your vote will count. You can find your polling location at www.iwillvote.com/​pa. For questions, call our hotline 1</w:t>
+        <w:t xml:space="preserve">[Flyer omitted from this transcription. Its text reads: “Ensure your voice is heard. What you can do about it. Go in person to vote at your polling place today by 8pm EST and ask for a provisional ballot. Voting a provisional ballot TODAY will help make sure your vote will count. You can find your polling location at www.​iwillvote.​com/​pa. For questions, call our hotline 1</w:t>
       </w:r>
       <w:r>
         <w:noBreakHyphen/>
@@ -6974,6 +6974,7 @@
     <w:unhideWhenUsed/>
     <w:qFormat/>
     <w:pPr>
+      <w:keepLines/>
       <w:spacing w:before="0" w:after="140" w:line="276" w:lineRule="exact"/>
     </w:pPr>
     <w:rPr>
@@ -7224,6 +7225,33 @@
     <w:pPr>
       <w:spacing w:before="0" w:after="0" w:line="322" w:lineRule="exact"/>
       <w:ind w:left="2160" w:hanging="720"/>
+    </w:pPr>
+  </w:style>
+  <w:style w:type="paragraph" w:customStyle="1" w:styleId="XdQuoteList1">
+    <w:name w:val="Xd Quote List 1"/>
+    <w:basedOn w:val="Normal"/>
+    <w:qFormat/>
+    <w:pPr>
+      <w:spacing w:before="0" w:after="0" w:line="322" w:lineRule="exact"/>
+      <w:ind w:left="1440" w:right="720" w:hanging="720"/>
+    </w:pPr>
+  </w:style>
+  <w:style w:type="paragraph" w:customStyle="1" w:styleId="XdQuoteList2">
+    <w:name w:val="Xd Quote List 2"/>
+    <w:basedOn w:val="Normal"/>
+    <w:qFormat/>
+    <w:pPr>
+      <w:spacing w:before="0" w:after="0" w:line="322" w:lineRule="exact"/>
+      <w:ind w:left="2160" w:right="720" w:hanging="720"/>
+    </w:pPr>
+  </w:style>
+  <w:style w:type="paragraph" w:customStyle="1" w:styleId="XdQuoteList3">
+    <w:name w:val="Xd Quote List 3"/>
+    <w:basedOn w:val="Normal"/>
+    <w:qFormat/>
+    <w:pPr>
+      <w:spacing w:before="0" w:after="0" w:line="322" w:lineRule="exact"/>
+      <w:ind w:left="2880" w:right="720" w:hanging="720"/>
     </w:pPr>
   </w:style>
   <w:style w:type="paragraph" w:customStyle="1" w:styleId="XdList1">
